--- a/Resources/H2 Submission Supplementary Document.docx
+++ b/Resources/H2 Submission Supplementary Document.docx
@@ -864,6 +864,132 @@
           <w:numId w:val="1"/>
         </w:numPr>
       </w:pPr>
+      <w:r>
+        <w:t xml:space="preserve">A player is considered in battle if they are, well, currently </w:t>
+      </w:r>
+      <w:r>
+        <w:t>in a battle.</w:t>
+      </w:r>
+    </w:p>
+    <w:p>
+      <w:pPr>
+        <w:pStyle w:val="ListParagraph"/>
+        <w:numPr>
+          <w:ilvl w:val="1"/>
+          <w:numId w:val="1"/>
+        </w:numPr>
+      </w:pPr>
+      <w:r>
+        <w:t>In battle, left-clicking the melee or ranged slots attacks an enemy.</w:t>
+      </w:r>
+    </w:p>
+    <w:p>
+      <w:pPr>
+        <w:pStyle w:val="ListParagraph"/>
+        <w:numPr>
+          <w:ilvl w:val="1"/>
+          <w:numId w:val="1"/>
+        </w:numPr>
+      </w:pPr>
+      <w:r>
+        <w:t>Out of battle, left-clicking any slot switches its contents appropriately, e.g. doing so on a melee weapon will switch it into a melee slot. Note that switching is not allowed outside of battle.</w:t>
+      </w:r>
+    </w:p>
+    <w:p>
+      <w:pPr>
+        <w:pStyle w:val="ListParagraph"/>
+        <w:numPr>
+          <w:ilvl w:val="1"/>
+          <w:numId w:val="1"/>
+        </w:numPr>
+      </w:pPr>
+      <w:r>
+        <w:t>Right-clicking drops an item, or picks it up if on the ground. Do not do this to weapons if in battle, because you intentionally will not be able to re-equip it.</w:t>
+      </w:r>
+    </w:p>
+    <w:p>
+      <w:pPr>
+        <w:pStyle w:val="ListParagraph"/>
+        <w:numPr>
+          <w:ilvl w:val="1"/>
+          <w:numId w:val="1"/>
+        </w:numPr>
+      </w:pPr>
+      <w:r>
+        <w:t>On the map, green lines indicate which rooms you can move to. Left-click the room to do so. Drag right-click the upper part of the upper screen to move the map around.</w:t>
+      </w:r>
+    </w:p>
+    <w:p>
+      <w:pPr>
+        <w:pStyle w:val="ListParagraph"/>
+        <w:numPr>
+          <w:ilvl w:val="1"/>
+          <w:numId w:val="1"/>
+        </w:numPr>
+      </w:pPr>
+      <w:r>
+        <w:t>Left-click shop items to buy them.</w:t>
+      </w:r>
+    </w:p>
+    <w:p>
+      <w:pPr>
+        <w:pStyle w:val="ListParagraph"/>
+        <w:numPr>
+          <w:ilvl w:val="1"/>
+          <w:numId w:val="1"/>
+        </w:numPr>
+      </w:pPr>
+      <w:r>
+        <w:t>Left-click the chest to open it (although it drops nothing).</w:t>
+      </w:r>
+    </w:p>
+    <w:p>
+      <w:pPr>
+        <w:pStyle w:val="ListParagraph"/>
+        <w:numPr>
+          <w:ilvl w:val="1"/>
+          <w:numId w:val="1"/>
+        </w:numPr>
+      </w:pPr>
+      <w:r>
+        <w:t>Items on the ground disappear when you enter another room.</w:t>
+      </w:r>
+    </w:p>
+    <w:p>
+      <w:pPr>
+        <w:pStyle w:val="ListParagraph"/>
+        <w:numPr>
+          <w:ilvl w:val="1"/>
+          <w:numId w:val="1"/>
+        </w:numPr>
+      </w:pPr>
+      <w:r>
+        <w:t>Make it to the boss room to win (no boss yet thought).</w:t>
+      </w:r>
+    </w:p>
+    <w:p>
+      <w:pPr>
+        <w:pStyle w:val="ListParagraph"/>
+        <w:numPr>
+          <w:ilvl w:val="1"/>
+          <w:numId w:val="1"/>
+        </w:numPr>
+      </w:pPr>
+      <w:r>
+        <w:t>Getting hit increases boil and decreases HP, defeating enemies reduces boil.</w:t>
+      </w:r>
+    </w:p>
+    <w:p>
+      <w:pPr>
+        <w:pStyle w:val="ListParagraph"/>
+        <w:numPr>
+          <w:ilvl w:val="1"/>
+          <w:numId w:val="1"/>
+        </w:numPr>
+      </w:pPr>
+      <w:r>
+        <w:t>There are supposed to be potion sand whatnot for HP regeneration but those aren’t included yet (the infrastructure is there though).</w:t>
+      </w:r>
     </w:p>
     <w:p>
       <w:pPr>
@@ -880,6 +1006,7 @@
     </w:p>
     <w:p>
       <w:r>
+        <w:lastRenderedPageBreak/>
         <w:t>Assets:</w:t>
       </w:r>
     </w:p>
@@ -892,7 +1019,13 @@
         </w:numPr>
       </w:pPr>
       <w:r>
-        <w:t xml:space="preserve">A static copy of the assets at 7 June 2026 is available at: </w:t>
+        <w:t xml:space="preserve">A static copy of the assets </w:t>
+      </w:r>
+      <w:r>
+        <w:t xml:space="preserve">at </w:t>
+      </w:r>
+      <w:r>
+        <w:t xml:space="preserve">7 June 2026 is available at: </w:t>
       </w:r>
       <w:hyperlink r:id="rId5" w:history="1">
         <w:r>

--- a/Resources/H2 Submission Supplementary Document.docx
+++ b/Resources/H2 Submission Supplementary Document.docx
@@ -996,6 +996,7 @@
         <w:pStyle w:val="Heading1"/>
       </w:pPr>
       <w:r>
+        <w:lastRenderedPageBreak/>
         <w:t>Links</w:t>
       </w:r>
     </w:p>
@@ -1003,10 +1004,17 @@
       <w:r>
         <w:t xml:space="preserve">Demonstration video: </w:t>
       </w:r>
-    </w:p>
-    <w:p>
-      <w:r>
-        <w:lastRenderedPageBreak/>
+      <w:hyperlink r:id="rId5" w:history="1">
+        <w:r>
+          <w:rPr>
+            <w:rStyle w:val="Hyperlink"/>
+          </w:rPr>
+          <w:t>https://drive.google.com/file/d/1OZ2M3PBHAsuWkHmLREi-_K7yaxGf-AGP/view?usp=sharing</w:t>
+        </w:r>
+      </w:hyperlink>
+    </w:p>
+    <w:p>
+      <w:r>
         <w:t>Assets:</w:t>
       </w:r>
     </w:p>
@@ -1027,7 +1035,7 @@
       <w:r>
         <w:t xml:space="preserve">7 June 2026 is available at: </w:t>
       </w:r>
-      <w:hyperlink r:id="rId5" w:history="1">
+      <w:hyperlink r:id="rId6" w:history="1">
         <w:r>
           <w:rPr>
             <w:rStyle w:val="Hyperlink"/>
@@ -1050,18 +1058,12 @@
       <w:r>
         <w:t xml:space="preserve">The entire project is also available from GitHub at: </w:t>
       </w:r>
-      <w:hyperlink r:id="rId6" w:history="1">
+      <w:hyperlink r:id="rId7" w:history="1">
         <w:r>
           <w:rPr>
             <w:rStyle w:val="Hyperlink"/>
           </w:rPr>
-          <w:t>https://github.com/JustSomeGuy2000/Line-Boi</w:t>
-        </w:r>
-        <w:r>
-          <w:rPr>
-            <w:rStyle w:val="Hyperlink"/>
-          </w:rPr>
-          <w:t>l</w:t>
+          <w:t>https://github.com/JustSomeGuy2000/Line-Boil</w:t>
         </w:r>
       </w:hyperlink>
       <w:r>
